--- a/pr-preview/pr-90/chapters/04-effect-modification-tracked-changes.docx
+++ b/pr-preview/pr-90/chapters/04-effect-modification-tracked-changes.docx
@@ -11728,7 +11728,17 @@
       </w:pPr>
       <w:ins w:id="77" w:author="PR Preview" w:date="2024-01-01T00:00:00Z">
         <w:r>
-          <w:t xml:space="preserve">Several authors (e.g., Blot and Day 1979; Rothman et al. 1980; Saracci 1980) have called additive effect modification the scale of interest for public health.</w:t>
+          <w:t xml:space="preserve">Several authors (e.g., Blot and Day 1979; Rothman et al. 1980;</w:t>
+        </w:r>
+      </w:ins>
+      <w:ins w:id="77" w:author="PR Preview" w:date="2024-01-01T00:00:00Z">
+        <w:r>
+          <w:t xml:space="preserve"> </w:t>
+        </w:r>
+      </w:ins>
+      <w:ins w:id="77" w:author="PR Preview" w:date="2024-01-01T00:00:00Z">
+        <w:r>
+          <w:t xml:space="preserve">Saracci 1980) have called additive effect modification the scale of interest for public health.</w:t>
         </w:r>
       </w:ins>
     </w:p>
@@ -12118,7 +12128,27 @@
       </w:ins>
       <w:ins w:id="79" w:author="PR Preview" w:date="2024-01-01T00:00:00Z">
         <w:r>
-          <w:t xml:space="preserve">the risk by 10% in this example; in its numbers, 0.8 to 0.9 and 0.1 to 0.2, treatment increases the risk by 0.1 in both strata. The argument is unaffected.)</w:t>
+          <w:t xml:space="preserve">the risk by 10% in this example;</w:t>
+        </w:r>
+      </w:ins>
+      <w:ins w:id="79" w:author="PR Preview" w:date="2024-01-01T00:00:00Z">
+        <w:r>
+          <w:t xml:space="preserve"> </w:t>
+        </w:r>
+      </w:ins>
+      <w:ins w:id="79" w:author="PR Preview" w:date="2024-01-01T00:00:00Z">
+        <w:r>
+          <w:t xml:space="preserve">in its numbers, 0.8 to 0.9 and 0.1 to 0.2, treatment increases the risk by 0.1 in both strata.</w:t>
+        </w:r>
+      </w:ins>
+      <w:ins w:id="79" w:author="PR Preview" w:date="2024-01-01T00:00:00Z">
+        <w:r>
+          <w:t xml:space="preserve"> </w:t>
+        </w:r>
+      </w:ins>
+      <w:ins w:id="79" w:author="PR Preview" w:date="2024-01-01T00:00:00Z">
+        <w:r>
+          <w:t xml:space="preserve">The argument is unaffected.)</w:t>
         </w:r>
       </w:ins>
     </w:p>
@@ -13536,7 +13566,17 @@
       </w:ins>
       <w:ins w:id="97" w:author="PR Preview" w:date="2024-01-01T00:00:00Z">
         <w:r>
-          <w:t xml:space="preserve">stratum-specific measures may then lack a causal interpretation even under exchangeability, positivity, and well-defined interventions (Robins 1986, 1987; Chapter 20);</w:t>
+          <w:t xml:space="preserve">stratum-specific measures may then lack a causal interpretation even under exchangeability, positivity, and well-defined interventions (Robins 1986, 1987;</w:t>
+        </w:r>
+      </w:ins>
+      <w:ins w:id="97" w:author="PR Preview" w:date="2024-01-01T00:00:00Z">
+        <w:r>
+          <w:t xml:space="preserve"> </w:t>
+        </w:r>
+      </w:ins>
+      <w:ins w:id="97" w:author="PR Preview" w:date="2024-01-01T00:00:00Z">
+        <w:r>
+          <w:t xml:space="preserve">Chapter 20);</w:t>
         </w:r>
       </w:ins>
     </w:p>
